--- a/revision-2026/word/NO-FIT-009 Configuracion Inicial de Equipo.docx
+++ b/revision-2026/word/NO-FIT-009 Configuracion Inicial de Equipo.docx
@@ -207,7 +207,7 @@
               <w:pStyle w:val="Compact"/>
             </w:pPr>
             <w:r>
-              <w:t xml:space="preserve">☐ NO-FIT-001 ☐ NO-FIT-010 · Fecha: ______</w:t>
+              <w:t xml:space="preserve">☐ NO-FIT-001 ☐ NO-FIT-010 ☐ NO-FIT-011 · Fecha: ______</w:t>
             </w:r>
           </w:p>
         </w:tc>
